--- a/2411412018.docx
+++ b/2411412018.docx
@@ -920,10 +920,10 @@
           <w:szCs w:val="32"/>
         </w:rPr>
       </w:pPr>
-      <w:bookmarkStart w:id="0" w:name="_Toc16822"/>
-      <w:bookmarkStart w:id="1" w:name="_Toc32562"/>
-      <w:bookmarkStart w:id="2" w:name="_Toc12927"/>
-      <w:bookmarkStart w:id="3" w:name="_Toc1718592855"/>
+      <w:bookmarkStart w:id="0" w:name="_Toc1718592855"/>
+      <w:bookmarkStart w:id="1" w:name="_Toc12927"/>
+      <w:bookmarkStart w:id="2" w:name="_Toc32562"/>
+      <w:bookmarkStart w:id="3" w:name="_Toc16822"/>
       <w:r>
         <w:rPr>
           <w:rFonts w:hint="eastAsia" w:ascii="Times New Roman" w:hAnsi="Times New Roman" w:eastAsia="黑体"/>
@@ -1217,8 +1217,8 @@
           <w:sz w:val="32"/>
         </w:rPr>
       </w:pPr>
-      <w:bookmarkStart w:id="4" w:name="_Toc14163"/>
-      <w:bookmarkStart w:id="5" w:name="_Toc3426"/>
+      <w:bookmarkStart w:id="4" w:name="_Toc3426"/>
+      <w:bookmarkStart w:id="5" w:name="_Toc14163"/>
       <w:bookmarkStart w:id="6" w:name="_Toc15080"/>
       <w:bookmarkStart w:id="7" w:name="_Toc735061835"/>
       <w:r>
@@ -8999,7 +8999,20 @@
           <w:szCs w:val="21"/>
           <w:lang w:val="en-US" w:eastAsia="zh-CN" w:bidi="ar"/>
         </w:rPr>
-        <w:t>学生提供了一个现实的切入点，同时也给基于Vue的移动端陪玩系统开发打下了市场基础</w:t>
+        <w:t>学生提供了一个现实的切入点，同时也给基于Vue的移动端陪玩系统开发打</w:t>
+      </w:r>
+      <w:bookmarkStart w:id="79" w:name="_GoBack"/>
+      <w:bookmarkEnd w:id="79"/>
+      <w:r>
+        <w:rPr>
+          <w:rFonts w:ascii="Times New Roman" w:hAnsi="Times New Roman" w:eastAsia="宋体" w:cs="宋体"/>
+          <w:color w:val="auto"/>
+          <w:kern w:val="0"/>
+          <w:sz w:val="21"/>
+          <w:szCs w:val="21"/>
+          <w:lang w:val="en-US" w:eastAsia="zh-CN" w:bidi="ar"/>
+        </w:rPr>
+        <w:t>下了市场基础</w:t>
       </w:r>
       <w:r>
         <w:rPr>
@@ -9309,20 +9322,7 @@
           <w:szCs w:val="21"/>
           <w:lang w:val="en-US" w:eastAsia="zh-CN" w:bidi="ar"/>
         </w:rPr>
-        <w:t>系统的前端优化上，保证系统延迟低、响应快，用户操作起来更顺</w:t>
-      </w:r>
-      <w:bookmarkStart w:id="79" w:name="_GoBack"/>
-      <w:bookmarkEnd w:id="79"/>
-      <w:r>
-        <w:rPr>
-          <w:rFonts w:ascii="Times New Roman" w:hAnsi="Times New Roman" w:eastAsia="宋体" w:cs="宋体"/>
-          <w:color w:val="auto"/>
-          <w:kern w:val="0"/>
-          <w:sz w:val="21"/>
-          <w:szCs w:val="21"/>
-          <w:lang w:val="en-US" w:eastAsia="zh-CN" w:bidi="ar"/>
-        </w:rPr>
-        <w:t>畅</w:t>
+        <w:t>系统的前端优化上，保证系统延迟低、响应快，用户操作起来更顺畅</w:t>
       </w:r>
       <w:r>
         <w:rPr>
@@ -19217,12 +19217,12 @@
         </w:tblCellMar>
       </w:tblPr>
       <w:tblGrid>
-        <w:gridCol w:w="879"/>
+        <w:gridCol w:w="1079"/>
         <w:gridCol w:w="1470"/>
         <w:gridCol w:w="1551"/>
         <w:gridCol w:w="1244"/>
         <w:gridCol w:w="1231"/>
-        <w:gridCol w:w="1243"/>
+        <w:gridCol w:w="1431"/>
       </w:tblGrid>
       <w:tr>
         <w:trPr>
@@ -19231,7 +19231,7 @@
         </w:trPr>
         <w:tc>
           <w:tcPr>
-            <w:tcW w:w="879" w:type="dxa"/>
+            <w:tcW w:w="1079" w:type="dxa"/>
             <w:tcBorders>
               <w:top w:val="single" w:color="000000" w:sz="12" w:space="0"/>
               <w:left w:val="nil"/>
@@ -19542,7 +19542,7 @@
         </w:tc>
         <w:tc>
           <w:tcPr>
-            <w:tcW w:w="1243" w:type="dxa"/>
+            <w:tcW w:w="1431" w:type="dxa"/>
             <w:tcBorders>
               <w:top w:val="single" w:color="000000" w:sz="12" w:space="0"/>
               <w:left w:val="nil"/>
@@ -19620,7 +19620,7 @@
         </w:trPr>
         <w:tc>
           <w:tcPr>
-            <w:tcW w:w="879" w:type="dxa"/>
+            <w:tcW w:w="1079" w:type="dxa"/>
             <w:tcBorders>
               <w:top w:val="single" w:color="auto" w:sz="4" w:space="0"/>
               <w:left w:val="nil"/>
@@ -19904,7 +19904,7 @@
         </w:tc>
         <w:tc>
           <w:tcPr>
-            <w:tcW w:w="1243" w:type="dxa"/>
+            <w:tcW w:w="1431" w:type="dxa"/>
             <w:tcBorders>
               <w:top w:val="single" w:color="auto" w:sz="4" w:space="0"/>
               <w:left w:val="nil"/>
@@ -19983,7 +19983,7 @@
         </w:trPr>
         <w:tc>
           <w:tcPr>
-            <w:tcW w:w="879" w:type="dxa"/>
+            <w:tcW w:w="1079" w:type="dxa"/>
             <w:tcBorders>
               <w:top w:val="nil"/>
               <w:left w:val="nil"/>
@@ -20294,7 +20294,7 @@
         </w:tc>
         <w:tc>
           <w:tcPr>
-            <w:tcW w:w="1243" w:type="dxa"/>
+            <w:tcW w:w="1431" w:type="dxa"/>
             <w:tcBorders>
               <w:top w:val="nil"/>
               <w:left w:val="nil"/>
@@ -20372,7 +20372,7 @@
         </w:trPr>
         <w:tc>
           <w:tcPr>
-            <w:tcW w:w="879" w:type="dxa"/>
+            <w:tcW w:w="1079" w:type="dxa"/>
             <w:tcBorders>
               <w:top w:val="nil"/>
               <w:left w:val="nil"/>
@@ -20663,7 +20663,7 @@
         </w:tc>
         <w:tc>
           <w:tcPr>
-            <w:tcW w:w="1243" w:type="dxa"/>
+            <w:tcW w:w="1431" w:type="dxa"/>
             <w:tcBorders>
               <w:top w:val="nil"/>
               <w:left w:val="nil"/>
@@ -20741,7 +20741,7 @@
         </w:trPr>
         <w:tc>
           <w:tcPr>
-            <w:tcW w:w="879" w:type="dxa"/>
+            <w:tcW w:w="1079" w:type="dxa"/>
             <w:tcBorders>
               <w:top w:val="nil"/>
               <w:left w:val="nil"/>
@@ -21032,7 +21032,7 @@
         </w:tc>
         <w:tc>
           <w:tcPr>
-            <w:tcW w:w="1243" w:type="dxa"/>
+            <w:tcW w:w="1431" w:type="dxa"/>
             <w:tcBorders>
               <w:top w:val="nil"/>
               <w:left w:val="nil"/>
@@ -36695,7 +36695,51 @@
           <w:szCs w:val="21"/>
           <w:lang w:val="en-US" w:eastAsia="zh-CN" w:bidi="ar"/>
         </w:rPr>
-        <w:t>所示，页面以表单形式引导用户提交申请，核心字段包括：下拉选择框用于指定可提供服务的游戏（如《英雄联盟》），输入框用于填写每小时服务价格，以及文本域用于填写自我介绍，展示自身技术特点、段位优势等核心竞争力。用户完成信息填写后，点击 “提交审核” 按钮即可提交申请，待平台审核通过后即可正式接单。该流程既保障了陪玩服务的质量门槛，也为用户提供了清晰的身份升级路径，有助于平台丰富陪玩资源，满足更多用户需求。</w:t>
+        <w:t>所示，下拉选择框用于指定可提供服务的游戏，输入框用于填写每小时服务价格，以及文本域用于填写自我介绍展示自身技术特点、段位优势等核心竞争力</w:t>
+      </w:r>
+      <w:r>
+        <w:rPr>
+          <w:rFonts w:hint="eastAsia" w:cs="宋体"/>
+          <w:color w:val="auto"/>
+          <w:kern w:val="0"/>
+          <w:sz w:val="21"/>
+          <w:szCs w:val="21"/>
+          <w:lang w:val="en-US" w:eastAsia="zh-CN" w:bidi="ar"/>
+        </w:rPr>
+        <w:t>；</w:t>
+      </w:r>
+      <w:r>
+        <w:rPr>
+          <w:rFonts w:ascii="Times New Roman" w:hAnsi="Times New Roman" w:eastAsia="宋体" w:cs="宋体"/>
+          <w:color w:val="auto"/>
+          <w:kern w:val="0"/>
+          <w:sz w:val="21"/>
+          <w:szCs w:val="21"/>
+          <w:lang w:val="en-US" w:eastAsia="zh-CN" w:bidi="ar"/>
+        </w:rPr>
+        <w:t>用户完成信息填写后点击 “提交审核” 按钮即可提交申请，待平台审核通过后即可正式接单</w:t>
+      </w:r>
+      <w:r>
+        <w:rPr>
+          <w:rFonts w:hint="eastAsia" w:cs="宋体"/>
+          <w:color w:val="auto"/>
+          <w:kern w:val="0"/>
+          <w:sz w:val="21"/>
+          <w:szCs w:val="21"/>
+          <w:lang w:val="en-US" w:eastAsia="zh-CN" w:bidi="ar"/>
+        </w:rPr>
+        <w:t>；</w:t>
+      </w:r>
+      <w:r>
+        <w:rPr>
+          <w:rFonts w:ascii="Times New Roman" w:hAnsi="Times New Roman" w:eastAsia="宋体" w:cs="宋体"/>
+          <w:color w:val="auto"/>
+          <w:kern w:val="0"/>
+          <w:sz w:val="21"/>
+          <w:szCs w:val="21"/>
+          <w:lang w:val="en-US" w:eastAsia="zh-CN" w:bidi="ar"/>
+        </w:rPr>
+        <w:t>该流程既保障了陪玩服务的质量门槛，也为用户提供了清晰的身份升级路径，有助于平台丰富陪玩资源满足更多用户需求。</w:t>
       </w:r>
     </w:p>
     <w:p>
@@ -39929,7 +39973,7 @@
       <w:pPr>
         <w:autoSpaceDE w:val="0"/>
         <w:autoSpaceDN w:val="0"/>
-        <w:ind w:right="-272" w:firstLine="448"/>
+        <w:ind w:right="-272"/>
         <w:rPr>
           <w:rFonts w:hint="eastAsia" w:ascii="Times New Roman" w:hAnsi="Times New Roman" w:eastAsia="宋体" w:cs="Times New Roman"/>
           <w:color w:val="auto"/>
@@ -40070,8 +40114,8 @@
         </w:rPr>
         <w:drawing>
           <wp:inline distT="0" distB="0" distL="114300" distR="114300">
-            <wp:extent cx="5274310" cy="3007360"/>
-            <wp:effectExtent l="0" t="0" r="8890" b="15240"/>
+            <wp:extent cx="5274310" cy="2961640"/>
+            <wp:effectExtent l="0" t="0" r="8890" b="10160"/>
             <wp:docPr id="17" name="图片 8"/>
             <wp:cNvGraphicFramePr>
               <a:graphicFrameLocks xmlns:a="http://schemas.openxmlformats.org/drawingml/2006/main" noChangeAspect="1"/>
@@ -40094,7 +40138,7 @@
                   <pic:spPr>
                     <a:xfrm>
                       <a:off x="0" y="0"/>
-                      <a:ext cx="5274310" cy="3007360"/>
+                      <a:ext cx="5274310" cy="2961640"/>
                     </a:xfrm>
                     <a:prstGeom prst="rect">
                       <a:avLst/>
@@ -43862,7 +43906,27 @@
           <w:szCs w:val="21"/>
           <w:lang w:val="en-US" w:eastAsia="zh-CN" w:bidi="ar"/>
         </w:rPr>
-        <w:t>，预期能显示该订单的详细信息，实际结果也是把订单详情展示出来了，信息完整，显示准确；取消操作第三个用例针对的是已完成订单，尝试取消操作，预期结果是提示订单已完成、无法取消；实际测试中，系统正确识别出订单状态给出了“订单已完成”的提示，没有让用户误操作；第四个用例是针对未支付订单进行取消操作，预期是订单成功取消、状态更新。实际测下来，订单顺利取消，状态也及时更新了，符合预期。从测试结果来看，这四个用例全都通过了。订单管理模块在处理查询和取消操作时表现稳定，能准确识别不同订单状态并给出相应反馈，既保证了操作的灵活性，也避免了误操作带来的问题。用户用起来更顺手，体验也更流畅。</w:t>
+        <w:t>，预期能显示该订单的详细信息，实际结果也是把订单详情展示出来了，信息完整，显示准确；取消操作第三个用例针对的是已完成订单，尝试取消操作，预期结果是提示订单已完成、无法取消；实际测试中，系统正确识别出订单状态给出了“订单已完成”的提示，没有让用户误操作；第四个用例是针对未支付订单进行取消操作，预期是订单成功取消、状态更新。实际测下来，订单顺利取消，状态也及时更新了，符合预期。从测试结果来看，这四个用例全都通过了。订单管理模块在处理查询和取消操作时表现稳定，能准确识别不同订单状态并给出相应反馈，既保证了操作的灵活性，也避免了误操作带来的问题。</w:t>
+      </w:r>
+      <w:r>
+        <w:rPr>
+          <w:rFonts w:hint="eastAsia" w:ascii="宋体" w:hAnsi="宋体" w:cs="宋体"/>
+          <w:kern w:val="0"/>
+          <w:sz w:val="21"/>
+          <w:szCs w:val="21"/>
+          <w:lang w:val="en-US" w:eastAsia="zh-CN" w:bidi="ar"/>
+        </w:rPr>
+        <w:t>这样使</w:t>
+      </w:r>
+      <w:r>
+        <w:rPr>
+          <w:rFonts w:ascii="宋体" w:hAnsi="宋体" w:eastAsia="宋体" w:cs="宋体"/>
+          <w:kern w:val="0"/>
+          <w:sz w:val="21"/>
+          <w:szCs w:val="21"/>
+          <w:lang w:val="en-US" w:eastAsia="zh-CN" w:bidi="ar"/>
+        </w:rPr>
+        <w:t>用户用起来更顺手，体验也更流畅。</w:t>
       </w:r>
     </w:p>
     <w:p>
@@ -45592,7 +45656,27 @@
           <w:szCs w:val="21"/>
           <w:lang w:val="en-US" w:eastAsia="zh-CN"/>
         </w:rPr>
-        <w:t>资金结算模块测试用例表围绕用户资金结算的多种场景展开。输入不存在用户ID，系统准确提示用户不存在，防止无效结算。输入负数结算金额，及时提示金额不能为负，保障结算金额的合理性。正常输入用户ID和金额，成功更新用户资金并记录结算信息，确保资金结算的准确性。系统资金不足时进行结算，提示资金不足，避免超支结算。重复结算已完成记录，提示结算已存在，防止重复操作，全面保障了资金结算模块的安全性和稳定性。</w:t>
+        <w:t>资金结算模块测试用例表围绕用户资金结算的多种场景展开</w:t>
+      </w:r>
+      <w:r>
+        <w:rPr>
+          <w:rFonts w:hint="eastAsia"/>
+          <w:color w:val="auto"/>
+          <w:sz w:val="21"/>
+          <w:szCs w:val="21"/>
+          <w:lang w:val="en-US" w:eastAsia="zh-CN"/>
+        </w:rPr>
+        <w:t>；</w:t>
+      </w:r>
+      <w:r>
+        <w:rPr>
+          <w:rFonts w:hint="default" w:ascii="Times New Roman" w:hAnsi="Times New Roman"/>
+          <w:color w:val="auto"/>
+          <w:sz w:val="21"/>
+          <w:szCs w:val="21"/>
+          <w:lang w:val="en-US" w:eastAsia="zh-CN"/>
+        </w:rPr>
+        <w:t>输入不存在用户ID，系统准确提示用户不存在，防止无效结算。输入负数结算金额，及时提示金额不能为负，保障结算金额的合理性。正常输入用户ID和金额，成功更新用户资金并记录结算信息，确保资金结算的准确性。系统资金不足时进行结算，提示资金不足，避免超支结算。重复结算已完成记录，提示结算已存在，防止重复操作，全面保障了资金结算模块的安全性和稳定性。</w:t>
       </w:r>
     </w:p>
     <w:p>
@@ -48193,7 +48277,27 @@
           <w:szCs w:val="21"/>
           <w:lang w:val="en-US" w:eastAsia="zh-CN"/>
         </w:rPr>
-        <w:t>我要将最诚挚的谢意，献给那如春风般轻柔的指导者。在测试的漫漫征途里，每一次困惑的徘徊，每一回难题的阻拦，都有您耐心细致的指引，似暗夜灯塔，照亮前行的方向，让我在知识的迷雾中寻得通途。</w:t>
+        <w:t>我要将最诚挚的谢意，献给那如春风般轻柔的指导者</w:t>
+      </w:r>
+      <w:r>
+        <w:rPr>
+          <w:rFonts w:hint="eastAsia"/>
+          <w:color w:val="auto"/>
+          <w:sz w:val="21"/>
+          <w:szCs w:val="21"/>
+          <w:lang w:val="en-US" w:eastAsia="zh-CN"/>
+        </w:rPr>
+        <w:t>吴丽娟老师</w:t>
+      </w:r>
+      <w:r>
+        <w:rPr>
+          <w:rFonts w:hint="default" w:ascii="Times New Roman" w:hAnsi="Times New Roman"/>
+          <w:color w:val="auto"/>
+          <w:sz w:val="21"/>
+          <w:szCs w:val="21"/>
+          <w:lang w:val="en-US" w:eastAsia="zh-CN"/>
+        </w:rPr>
+        <w:t>。在测试的漫漫征途里，每一次困惑的徘徊，每一回难题的阻拦，都有您耐心细致的指引，似暗夜灯塔，照亮前行的方向，让我在知识的迷雾中寻得通途。</w:t>
       </w:r>
     </w:p>
     <w:p>
